--- a/Output/tables-apply-border-preset-output.docx
+++ b/Output/tables-apply-border-preset-output.docx
@@ -15,14 +15,18 @@
         </w:tblBorders>
       </w:tblPr>
       <w:tblGrid>
-        <w:gridCol w:w="1500"/>
+        <w:gridCol w:w="2400"/>
         <w:gridCol w:w="1500"/>
         <w:gridCol w:w="1500"/>
       </w:tblGrid>
       <w:tr>
+        <w:trPr>
+          <w:hidden w:val="0"/>
+          <w:trHeight w:val="480" w:hRule="atLeast"/>
+        </w:trPr>
         <w:tc>
           <w:tcPr>
-            <w:tcW w:w="1500" w:type="dxa"/>
+            <w:tcW w:w="2400" w:type="dxa"/>
             <w:tcBorders>
               <w:top w:val="single" w:color="000000" w:sz="4" w:space="0"/>
               <w:bottom w:val="single" w:color="000000" w:sz="4" w:space="0"/>
@@ -30,7 +34,11 @@
               <w:right w:val="single" w:color="000000" w:sz="4" w:space="0"/>
             </w:tcBorders>
           </w:tcPr>
-          <w:p/>
+          <w:p>
+            <w:r>
+              <w:t>Zebra</w:t>
+            </w:r>
+          </w:p>
         </w:tc>
         <w:tc>
           <w:tcPr>
@@ -42,7 +50,11 @@
               <w:right w:val="single" w:color="000000" w:sz="4" w:space="0"/>
             </w:tcBorders>
           </w:tcPr>
-          <w:p/>
+          <w:p>
+            <w:r>
+              <w:t>Banana</w:t>
+            </w:r>
+          </w:p>
         </w:tc>
         <w:tc>
           <w:tcPr>
@@ -54,13 +66,17 @@
               <w:right w:val="single" w:color="000000" w:sz="4" w:space="0"/>
             </w:tcBorders>
           </w:tcPr>
-          <w:p/>
+          <w:p>
+            <w:r>
+              <w:t>Mango</w:t>
+            </w:r>
+          </w:p>
         </w:tc>
       </w:tr>
       <w:tr>
         <w:tc>
           <w:tcPr>
-            <w:tcW w:w="1500" w:type="dxa"/>
+            <w:tcW w:w="2400" w:type="dxa"/>
             <w:tcBorders>
               <w:top w:val="single" w:color="000000" w:sz="4" w:space="0"/>
               <w:bottom w:val="single" w:color="000000" w:sz="4" w:space="0"/>
@@ -68,7 +84,11 @@
               <w:right w:val="single" w:color="000000" w:sz="4" w:space="0"/>
             </w:tcBorders>
           </w:tcPr>
-          <w:p/>
+          <w:p>
+            <w:r>
+              <w:t>Apple</w:t>
+            </w:r>
+          </w:p>
         </w:tc>
         <w:tc>
           <w:tcPr>
@@ -80,7 +100,11 @@
               <w:right w:val="single" w:color="000000" w:sz="4" w:space="0"/>
             </w:tcBorders>
           </w:tcPr>
-          <w:p/>
+          <w:p>
+            <w:r>
+              <w:t>Grape</w:t>
+            </w:r>
+          </w:p>
         </w:tc>
         <w:tc>
           <w:tcPr>
@@ -92,13 +116,17 @@
               <w:right w:val="single" w:color="000000" w:sz="4" w:space="0"/>
             </w:tcBorders>
           </w:tcPr>
-          <w:p/>
+          <w:p>
+            <w:r>
+              <w:t>Kiwi</w:t>
+            </w:r>
+          </w:p>
         </w:tc>
       </w:tr>
       <w:tr>
         <w:tc>
           <w:tcPr>
-            <w:tcW w:w="1500" w:type="dxa"/>
+            <w:tcW w:w="2400" w:type="dxa"/>
             <w:tcBorders>
               <w:top w:val="single" w:color="000000" w:sz="4" w:space="0"/>
               <w:bottom w:val="single" w:color="000000" w:sz="4" w:space="0"/>
@@ -106,7 +134,11 @@
               <w:right w:val="single" w:color="000000" w:sz="4" w:space="0"/>
             </w:tcBorders>
           </w:tcPr>
-          <w:p/>
+          <w:p>
+            <w:r>
+              <w:t>Mango</w:t>
+            </w:r>
+          </w:p>
         </w:tc>
         <w:tc>
           <w:tcPr>
@@ -118,7 +150,11 @@
               <w:right w:val="single" w:color="000000" w:sz="4" w:space="0"/>
             </w:tcBorders>
           </w:tcPr>
-          <w:p/>
+          <w:p>
+            <w:r>
+              <w:t>Pear</w:t>
+            </w:r>
+          </w:p>
         </w:tc>
         <w:tc>
           <w:tcPr>
@@ -130,7 +166,11 @@
               <w:right w:val="single" w:color="000000" w:sz="4" w:space="0"/>
             </w:tcBorders>
           </w:tcPr>
-          <w:p/>
+          <w:p>
+            <w:r>
+              <w:t>Peach</w:t>
+            </w:r>
+          </w:p>
         </w:tc>
       </w:tr>
     </w:tbl>
